--- a/4toCuatrimestre/DataBases/ProyectoFinal/ProyectoFinal.docx
+++ b/4toCuatrimestre/DataBases/ProyectoFinal/ProyectoFinal.docx
@@ -91,7 +91,6 @@
         <w:rPr>
           <w:sz w:val="24"/>
           <w:szCs w:val="24"/>
-          <w:lang w:val="en-US"/>
         </w:rPr>
         <w:tab/>
       </w:r>
@@ -535,7 +534,41 @@
             <w14:round/>
           </w14:textOutline>
         </w:rPr>
-        <w:t>Juan Pablo Vasquez Ilabaca</w:t>
+        <w:t xml:space="preserve">Juan Pablo </w:t>
+      </w:r>
+      <w:proofErr w:type="spellStart"/>
+      <w:r>
+        <w:rPr>
+          <w:b/>
+          <w:bCs/>
+          <w:color w:val="000000" w:themeColor="text1"/>
+          <w:sz w:val="24"/>
+          <w:szCs w:val="24"/>
+          <w:lang w:val="es-ES"/>
+          <w14:textOutline w14:w="0" w14:cap="flat" w14:cmpd="sng" w14:algn="ctr">
+            <w14:noFill/>
+            <w14:prstDash w14:val="solid"/>
+            <w14:round/>
+          </w14:textOutline>
+        </w:rPr>
+        <w:t>Vasquez</w:t>
+      </w:r>
+      <w:proofErr w:type="spellEnd"/>
+      <w:r>
+        <w:rPr>
+          <w:b/>
+          <w:bCs/>
+          <w:color w:val="000000" w:themeColor="text1"/>
+          <w:sz w:val="24"/>
+          <w:szCs w:val="24"/>
+          <w:lang w:val="es-ES"/>
+          <w14:textOutline w14:w="0" w14:cap="flat" w14:cmpd="sng" w14:algn="ctr">
+            <w14:noFill/>
+            <w14:prstDash w14:val="solid"/>
+            <w14:round/>
+          </w14:textOutline>
+        </w:rPr>
+        <w:t xml:space="preserve"> Ilabaca</w:t>
       </w:r>
     </w:p>
     <w:p>
@@ -940,6 +973,7 @@
                 <w:lang w:val="es-ES"/>
               </w:rPr>
             </w:pPr>
+            <w:proofErr w:type="spellStart"/>
             <w:r>
               <w:rPr>
                 <w:sz w:val="16"/>
@@ -948,6 +982,7 @@
               </w:rPr>
               <w:t>Categoria</w:t>
             </w:r>
+            <w:proofErr w:type="spellEnd"/>
           </w:p>
         </w:tc>
         <w:tc>
@@ -1096,6 +1131,7 @@
     </w:p>
     <w:p>
       <w:pPr>
+        <w:ind w:firstLine="0"/>
         <w:jc w:val="center"/>
         <w:rPr>
           <w:rFonts w:eastAsia="Arial"/>
@@ -1128,10 +1164,10 @@
             <v:path o:extrusionok="f" gradientshapeok="t" o:connecttype="rect"/>
             <o:lock v:ext="edit" aspectratio="t"/>
           </v:shapetype>
-          <v:shape id="_x0000_i1025" type="#_x0000_t75" style="width:76.5pt;height:49.5pt" o:ole="">
+          <v:shape id="_x0000_i1025" type="#_x0000_t75" style="width:76.35pt;height:49.65pt" o:ole="">
             <v:imagedata r:id="rId9" o:title=""/>
           </v:shape>
-          <o:OLEObject Type="Embed" ProgID="Excel.SheetMacroEnabled.12" ShapeID="_x0000_i1025" DrawAspect="Icon" ObjectID="_1822956314" r:id="rId10"/>
+          <o:OLEObject Type="Embed" ProgID="Excel.SheetMacroEnabled.12" ShapeID="_x0000_i1025" DrawAspect="Icon" ObjectID="_1822968767" r:id="rId10"/>
         </w:object>
       </w:r>
       <w:r>
@@ -1399,7 +1435,21 @@
         <w:rPr>
           <w:lang w:val="es-ES"/>
         </w:rPr>
-        <w:t xml:space="preserve">Con esto hecho podemos pasar a realizar la separación de los atributos en entidades mas adecuadas, primero podemos separar los atributos que sean del cliente, los que sean del empleado, la sucursal y los artículos, </w:t>
+        <w:t xml:space="preserve">Con esto hecho podemos pasar a realizar la separación de los atributos en entidades </w:t>
+      </w:r>
+      <w:proofErr w:type="spellStart"/>
+      <w:r>
+        <w:rPr>
+          <w:lang w:val="es-ES"/>
+        </w:rPr>
+        <w:t>mas</w:t>
+      </w:r>
+      <w:proofErr w:type="spellEnd"/>
+      <w:r>
+        <w:rPr>
+          <w:lang w:val="es-ES"/>
+        </w:rPr>
+        <w:t xml:space="preserve"> adecuadas, primero podemos separar los atributos que sean del cliente, los que sean del empleado, la sucursal y los artículos, </w:t>
       </w:r>
       <w:r>
         <w:rPr>
@@ -1555,17 +1605,53 @@
         </w:rPr>
         <w:t>Con este diagrama E-R ahora podemos el archivo `</w:t>
       </w:r>
-      <w:r>
-        <w:rPr>
-          <w:lang w:val="es-ES"/>
-        </w:rPr>
-        <w:t>Create-DB-Tables</w:t>
-      </w:r>
-      <w:r>
-        <w:rPr>
-          <w:lang w:val="es-ES"/>
-        </w:rPr>
-        <w:t>.sql` ubicado en la carpeta de Querys, de este proyecto.</w:t>
+      <w:proofErr w:type="spellStart"/>
+      <w:r>
+        <w:rPr>
+          <w:lang w:val="es-ES"/>
+        </w:rPr>
+        <w:t>Create</w:t>
+      </w:r>
+      <w:proofErr w:type="spellEnd"/>
+      <w:r>
+        <w:rPr>
+          <w:lang w:val="es-ES"/>
+        </w:rPr>
+        <w:t>-DB-</w:t>
+      </w:r>
+      <w:proofErr w:type="spellStart"/>
+      <w:r>
+        <w:rPr>
+          <w:lang w:val="es-ES"/>
+        </w:rPr>
+        <w:t>Tables</w:t>
+      </w:r>
+      <w:r>
+        <w:rPr>
+          <w:lang w:val="es-ES"/>
+        </w:rPr>
+        <w:t>.sql</w:t>
+      </w:r>
+      <w:proofErr w:type="spellEnd"/>
+      <w:r>
+        <w:rPr>
+          <w:lang w:val="es-ES"/>
+        </w:rPr>
+        <w:t xml:space="preserve">` ubicado en la carpeta de </w:t>
+      </w:r>
+      <w:proofErr w:type="spellStart"/>
+      <w:r>
+        <w:rPr>
+          <w:lang w:val="es-ES"/>
+        </w:rPr>
+        <w:t>Querys</w:t>
+      </w:r>
+      <w:proofErr w:type="spellEnd"/>
+      <w:r>
+        <w:rPr>
+          <w:lang w:val="es-ES"/>
+        </w:rPr>
+        <w:t>, de este proyecto.</w:t>
       </w:r>
     </w:p>
     <w:p>
@@ -1581,10 +1667,10 @@
           <w:lang w:val="es-ES"/>
         </w:rPr>
         <w:object w:dxaOrig="1532" w:dyaOrig="995" w14:anchorId="272E59BF">
-          <v:shape id="_x0000_i1044" type="#_x0000_t75" style="width:76.5pt;height:49.5pt" o:ole="">
+          <v:shape id="_x0000_i1026" type="#_x0000_t75" style="width:76.35pt;height:49.65pt" o:ole="">
             <v:imagedata r:id="rId14" o:title=""/>
           </v:shape>
-          <o:OLEObject Type="Embed" ProgID="Package" ShapeID="_x0000_i1044" DrawAspect="Icon" ObjectID="_1822956315" r:id="rId15"/>
+          <o:OLEObject Type="Embed" ProgID="Package" ShapeID="_x0000_i1026" DrawAspect="Icon" ObjectID="_1822968768" r:id="rId15"/>
         </w:object>
       </w:r>
     </w:p>
@@ -1611,7 +1697,21 @@
         <w:rPr>
           <w:lang w:val="es-ES"/>
         </w:rPr>
-        <w:t>A su vez contamos con un archivo de migraciones el cual nos permitirá hacer la migración de los datos del cliente, para este se debe hacer unos ajustes al archivo csv proporcionado, ya que se necesita atomizar, las columnas de nombre del cliente, nombre del producto y nombre del vendedor.</w:t>
+        <w:t xml:space="preserve">A su vez contamos con un archivo de migraciones el cual nos permitirá hacer la migración de los datos del cliente, para este se debe hacer unos ajustes al archivo </w:t>
+      </w:r>
+      <w:proofErr w:type="spellStart"/>
+      <w:r>
+        <w:rPr>
+          <w:lang w:val="es-ES"/>
+        </w:rPr>
+        <w:t>csv</w:t>
+      </w:r>
+      <w:proofErr w:type="spellEnd"/>
+      <w:r>
+        <w:rPr>
+          <w:lang w:val="es-ES"/>
+        </w:rPr>
+        <w:t xml:space="preserve"> proporcionado, ya que se necesita atomizar, las columnas de nombre del cliente, nombre del producto y nombre del vendedor.</w:t>
       </w:r>
     </w:p>
     <w:p>
@@ -1627,10 +1727,10 @@
           <w:lang w:val="es-ES"/>
         </w:rPr>
         <w:object w:dxaOrig="1532" w:dyaOrig="995" w14:anchorId="22844CFD">
-          <v:shape id="_x0000_i1046" type="#_x0000_t75" style="width:76.5pt;height:49.5pt" o:ole="">
+          <v:shape id="_x0000_i1027" type="#_x0000_t75" style="width:76.35pt;height:49.65pt" o:ole="">
             <v:imagedata r:id="rId16" o:title=""/>
           </v:shape>
-          <o:OLEObject Type="Embed" ProgID="Package" ShapeID="_x0000_i1046" DrawAspect="Icon" ObjectID="_1822956316" r:id="rId17"/>
+          <o:OLEObject Type="Embed" ProgID="Package" ShapeID="_x0000_i1027" DrawAspect="Icon" ObjectID="_1822968769" r:id="rId17"/>
         </w:object>
       </w:r>
       <w:r>
@@ -1638,10 +1738,10 @@
           <w:lang w:val="es-ES"/>
         </w:rPr>
         <w:object w:dxaOrig="1532" w:dyaOrig="995" w14:anchorId="2457066C">
-          <v:shape id="_x0000_i1045" type="#_x0000_t75" style="width:76.5pt;height:49.5pt" o:ole="">
+          <v:shape id="_x0000_i1028" type="#_x0000_t75" style="width:76.35pt;height:49.65pt" o:ole="">
             <v:imagedata r:id="rId18" o:title=""/>
           </v:shape>
-          <o:OLEObject Type="Embed" ProgID="Excel.SheetMacroEnabled.12" ShapeID="_x0000_i1045" DrawAspect="Icon" ObjectID="_1822956317" r:id="rId19"/>
+          <o:OLEObject Type="Embed" ProgID="Excel.SheetMacroEnabled.12" ShapeID="_x0000_i1028" DrawAspect="Icon" ObjectID="_1822968770" r:id="rId19"/>
         </w:object>
       </w:r>
     </w:p>
@@ -1697,7 +1797,21 @@
         <w:rPr>
           <w:lang w:val="es-ES"/>
         </w:rPr>
-        <w:t>Para que las migraciones se realicen de forma correcta se debe de modificar el archivo my.ini de mysql y reiniciar el servicio de MySQL.</w:t>
+        <w:t xml:space="preserve">Para que las migraciones se realicen de forma correcta se debe de modificar el archivo my.ini de </w:t>
+      </w:r>
+      <w:proofErr w:type="spellStart"/>
+      <w:r>
+        <w:rPr>
+          <w:lang w:val="es-ES"/>
+        </w:rPr>
+        <w:t>mysql</w:t>
+      </w:r>
+      <w:proofErr w:type="spellEnd"/>
+      <w:r>
+        <w:rPr>
+          <w:lang w:val="es-ES"/>
+        </w:rPr>
+        <w:t xml:space="preserve"> y reiniciar el servicio de MySQL.</w:t>
       </w:r>
     </w:p>
     <w:p>
@@ -1813,20 +1927,50 @@
         <w:rPr>
           <w:lang w:val="es-ES"/>
         </w:rPr>
-        <w:t>MySQL Workbench 8.0 CE</w:t>
-      </w:r>
-      <w:r>
-        <w:rPr>
-          <w:lang w:val="es-ES"/>
-        </w:rPr>
-        <w:t xml:space="preserve">, o en caso de usar otro gestor como DBeaver, se debe habilitar </w:t>
-      </w:r>
+        <w:t xml:space="preserve">MySQL </w:t>
+      </w:r>
+      <w:proofErr w:type="spellStart"/>
+      <w:r>
+        <w:rPr>
+          <w:lang w:val="es-ES"/>
+        </w:rPr>
+        <w:t>Workbench</w:t>
+      </w:r>
+      <w:proofErr w:type="spellEnd"/>
+      <w:r>
+        <w:rPr>
+          <w:lang w:val="es-ES"/>
+        </w:rPr>
+        <w:t xml:space="preserve"> 8.0 CE</w:t>
+      </w:r>
+      <w:r>
+        <w:rPr>
+          <w:lang w:val="es-ES"/>
+        </w:rPr>
+        <w:t xml:space="preserve">, o en caso de usar otro gestor como </w:t>
+      </w:r>
+      <w:proofErr w:type="spellStart"/>
+      <w:r>
+        <w:rPr>
+          <w:lang w:val="es-ES"/>
+        </w:rPr>
+        <w:t>DBeaver</w:t>
+      </w:r>
+      <w:proofErr w:type="spellEnd"/>
+      <w:r>
+        <w:rPr>
+          <w:lang w:val="es-ES"/>
+        </w:rPr>
+        <w:t xml:space="preserve">, se debe habilitar </w:t>
+      </w:r>
+      <w:proofErr w:type="spellStart"/>
       <w:r>
         <w:rPr>
           <w:lang w:val="es-ES"/>
         </w:rPr>
         <w:t>allowLoadLocalInfile</w:t>
       </w:r>
+      <w:proofErr w:type="spellEnd"/>
       <w:r>
         <w:rPr>
           <w:lang w:val="es-ES"/>
@@ -1957,8 +2101,30 @@
         <w:rPr>
           <w:lang w:val="es-ES"/>
         </w:rPr>
-        <w:t>C:\ProgramData\MySQL\MySQL Server 8.0\Uploads</w:t>
-      </w:r>
+        <w:t>C:\</w:t>
+      </w:r>
+      <w:proofErr w:type="spellStart"/>
+      <w:r>
+        <w:rPr>
+          <w:lang w:val="es-ES"/>
+        </w:rPr>
+        <w:t>ProgramData</w:t>
+      </w:r>
+      <w:proofErr w:type="spellEnd"/>
+      <w:r>
+        <w:rPr>
+          <w:lang w:val="es-ES"/>
+        </w:rPr>
+        <w:t>\MySQL\MySQL Server 8.0\</w:t>
+      </w:r>
+      <w:proofErr w:type="spellStart"/>
+      <w:r>
+        <w:rPr>
+          <w:lang w:val="es-ES"/>
+        </w:rPr>
+        <w:t>Uploads</w:t>
+      </w:r>
+      <w:proofErr w:type="spellEnd"/>
       <w:r>
         <w:rPr>
           <w:lang w:val="es-ES"/>
@@ -2019,7 +2185,35 @@
         <w:rPr>
           <w:lang w:val="es-ES"/>
         </w:rPr>
-        <w:t>La empresa solicito crear un nuevo cliente, una sucursal, agregar mas productos al catalogo de productos, agregar un nuevo vendedor, y asignar al cliente y al vendedor a una venta con su respectivo detalle.</w:t>
+        <w:t xml:space="preserve">La empresa solicito crear un nuevo cliente, una sucursal, agregar </w:t>
+      </w:r>
+      <w:proofErr w:type="spellStart"/>
+      <w:r>
+        <w:rPr>
+          <w:lang w:val="es-ES"/>
+        </w:rPr>
+        <w:t>mas</w:t>
+      </w:r>
+      <w:proofErr w:type="spellEnd"/>
+      <w:r>
+        <w:rPr>
+          <w:lang w:val="es-ES"/>
+        </w:rPr>
+        <w:t xml:space="preserve"> productos al </w:t>
+      </w:r>
+      <w:proofErr w:type="spellStart"/>
+      <w:r>
+        <w:rPr>
+          <w:lang w:val="es-ES"/>
+        </w:rPr>
+        <w:t>catalogo</w:t>
+      </w:r>
+      <w:proofErr w:type="spellEnd"/>
+      <w:r>
+        <w:rPr>
+          <w:lang w:val="es-ES"/>
+        </w:rPr>
+        <w:t xml:space="preserve"> de productos, agregar un nuevo vendedor, y asignar al cliente y al vendedor a una venta con su respectivo detalle.</w:t>
       </w:r>
     </w:p>
     <w:p>
@@ -2035,10 +2229,10 @@
           <w:lang w:val="es-ES"/>
         </w:rPr>
         <w:object w:dxaOrig="1532" w:dyaOrig="995" w14:anchorId="48F4A4C5">
-          <v:shape id="_x0000_i1047" type="#_x0000_t75" style="width:76.5pt;height:49.5pt" o:ole="">
+          <v:shape id="_x0000_i1029" type="#_x0000_t75" style="width:76.35pt;height:49.65pt" o:ole="">
             <v:imagedata r:id="rId24" o:title=""/>
           </v:shape>
-          <o:OLEObject Type="Embed" ProgID="Package" ShapeID="_x0000_i1047" DrawAspect="Icon" ObjectID="_1822956318" r:id="rId25"/>
+          <o:OLEObject Type="Embed" ProgID="Package" ShapeID="_x0000_i1029" DrawAspect="Icon" ObjectID="_1822968771" r:id="rId25"/>
         </w:object>
       </w:r>
     </w:p>
@@ -2082,10 +2276,10 @@
           <w:lang w:val="es-ES"/>
         </w:rPr>
         <w:object w:dxaOrig="1532" w:dyaOrig="995" w14:anchorId="01AFF099">
-          <v:shape id="_x0000_i1048" type="#_x0000_t75" style="width:76.5pt;height:49.5pt" o:ole="">
+          <v:shape id="_x0000_i1030" type="#_x0000_t75" style="width:76.35pt;height:49.65pt" o:ole="">
             <v:imagedata r:id="rId26" o:title=""/>
           </v:shape>
-          <o:OLEObject Type="Embed" ProgID="Package" ShapeID="_x0000_i1048" DrawAspect="Icon" ObjectID="_1822956319" r:id="rId27"/>
+          <o:OLEObject Type="Embed" ProgID="Package" ShapeID="_x0000_i1030" DrawAspect="Icon" ObjectID="_1822968772" r:id="rId27"/>
         </w:object>
       </w:r>
     </w:p>
@@ -2129,10 +2323,10 @@
           <w:lang w:val="es-ES"/>
         </w:rPr>
         <w:object w:dxaOrig="1532" w:dyaOrig="995" w14:anchorId="26F50A29">
-          <v:shape id="_x0000_i1049" type="#_x0000_t75" style="width:76.5pt;height:49.5pt" o:ole="">
+          <v:shape id="_x0000_i1031" type="#_x0000_t75" style="width:76.35pt;height:49.65pt" o:ole="">
             <v:imagedata r:id="rId28" o:title=""/>
           </v:shape>
-          <o:OLEObject Type="Embed" ProgID="Package" ShapeID="_x0000_i1049" DrawAspect="Icon" ObjectID="_1822956320" r:id="rId29"/>
+          <o:OLEObject Type="Embed" ProgID="Package" ShapeID="_x0000_i1031" DrawAspect="Icon" ObjectID="_1822968773" r:id="rId29"/>
         </w:object>
       </w:r>
     </w:p>
@@ -2188,10 +2382,10 @@
           <w:lang w:val="es-ES"/>
         </w:rPr>
         <w:object w:dxaOrig="1532" w:dyaOrig="995" w14:anchorId="1475CBFC">
-          <v:shape id="_x0000_i1050" type="#_x0000_t75" style="width:76.5pt;height:49.5pt" o:ole="">
+          <v:shape id="_x0000_i1032" type="#_x0000_t75" style="width:76.35pt;height:49.65pt" o:ole="">
             <v:imagedata r:id="rId30" o:title=""/>
           </v:shape>
-          <o:OLEObject Type="Embed" ProgID="Package" ShapeID="_x0000_i1050" DrawAspect="Icon" ObjectID="_1822956321" r:id="rId31"/>
+          <o:OLEObject Type="Embed" ProgID="Package" ShapeID="_x0000_i1032" DrawAspect="Icon" ObjectID="_1822968774" r:id="rId31"/>
         </w:object>
       </w:r>
     </w:p>
@@ -2233,7 +2427,43 @@
         <w:rPr>
           <w:lang w:val="es-ES"/>
         </w:rPr>
-        <w:t>Se propuso una base de datos relacional para solucionar la incertidumbre que la empresa estaba cursando. Se pretende que esta estructura pueda mejorarse como aplicando una gestión de mas amplia de los productos, agregar mas datos de los vendedores y el cliente como seria su numero de celular para contactos que no posean con un correo electrónico, en el caso de las ventas que porcentaje de las ganancias se verán reflejadas al vendedor, cuanto veneficio se obtiene por producto como seria el valor neto del producto a la compra y en cuanto se vende.</w:t>
+        <w:t xml:space="preserve">Se propuso una base de datos relacional para solucionar la incertidumbre que la empresa estaba cursando. Se pretende que esta estructura pueda mejorarse como aplicando una gestión de </w:t>
+      </w:r>
+      <w:r>
+        <w:rPr>
+          <w:lang w:val="es-ES"/>
+        </w:rPr>
+        <w:t>más</w:t>
+      </w:r>
+      <w:r>
+        <w:rPr>
+          <w:lang w:val="es-ES"/>
+        </w:rPr>
+        <w:t xml:space="preserve"> amplia de los productos, agregar </w:t>
+      </w:r>
+      <w:r>
+        <w:rPr>
+          <w:lang w:val="es-ES"/>
+        </w:rPr>
+        <w:t>más</w:t>
+      </w:r>
+      <w:r>
+        <w:rPr>
+          <w:lang w:val="es-ES"/>
+        </w:rPr>
+        <w:t xml:space="preserve"> datos de los vendedores y el cliente como seria su </w:t>
+      </w:r>
+      <w:r>
+        <w:rPr>
+          <w:lang w:val="es-ES"/>
+        </w:rPr>
+        <w:t>número</w:t>
+      </w:r>
+      <w:r>
+        <w:rPr>
+          <w:lang w:val="es-ES"/>
+        </w:rPr>
+        <w:t xml:space="preserve"> de celular para contactos que no posean con un correo electrónico, en el caso de las ventas que porcentaje de las ganancias se verán reflejadas al vendedor, cuanto veneficio se obtiene por producto como seria el valor neto del producto a la compra y en cuanto se vende.</w:t>
       </w:r>
     </w:p>
     <w:sectPr>
